--- a/PVK_Cinemas_UI_UX_Specification.docx
+++ b/PVK_Cinemas_UI_UX_Specification.docx
@@ -8808,7 +8808,7 @@
         <w:pStyle w:val="ListBullet"/>
       </w:pPr>
       <w:r>
-        <w:t>No payment checkout UI.</w:t>
+        <w:t>No real financial payment gateway forms (Simulated Express Checkout Modal with Dummy Card, Dummy UPI, and Test Wallet is IN SCOPE).</w:t>
       </w:r>
     </w:p>
     <w:p>
@@ -8856,7 +8856,7 @@
         <w:pStyle w:val="ListBullet"/>
       </w:pPr>
       <w:r>
-        <w:t>No customer reservation/booking confirmation flow unless separately approved.</w:t>
+        <w:t>Verified Booking Confirmation &amp; Official E-Ticket view with QR code, reference number, and booking details is IN SCOPE.</w:t>
       </w:r>
     </w:p>
     <w:p>
